--- a/Ethical_Hacking/Nessus_Vulnerability_Scanner.docx
+++ b/Ethical_Hacking/Nessus_Vulnerability_Scanner.docx
@@ -6,7 +6,7 @@
       <w:pPr>
         <w:pStyle w:val="Heading1"/>
       </w:pPr>
-      <w:bookmarkStart w:id="0" w:name="_Toc188201728"/>
+      <w:bookmarkStart w:id="0" w:name="_Toc193639337"/>
       <w:r>
         <w:t>Nessus Vulnerability Scanner</w:t>
       </w:r>
@@ -64,7 +64,7 @@
           <w:r>
             <w:fldChar w:fldCharType="separate"/>
           </w:r>
-          <w:hyperlink w:anchor="_Toc188201728" w:history="1">
+          <w:hyperlink w:anchor="_Toc193639337" w:history="1">
             <w:r>
               <w:rPr>
                 <w:rStyle w:val="Hyperlink"/>
@@ -91,7 +91,7 @@
                 <w:noProof/>
                 <w:webHidden/>
               </w:rPr>
-              <w:instrText xml:space="preserve"> PAGEREF _Toc188201728 \h </w:instrText>
+              <w:instrText xml:space="preserve"> PAGEREF _Toc193639337 \h </w:instrText>
             </w:r>
             <w:r>
               <w:rPr>
@@ -136,7 +136,7 @@
               <w14:ligatures w14:val="standardContextual"/>
             </w:rPr>
           </w:pPr>
-          <w:hyperlink w:anchor="_Toc188201729" w:history="1">
+          <w:hyperlink w:anchor="_Toc193639338" w:history="1">
             <w:r>
               <w:rPr>
                 <w:rStyle w:val="Hyperlink"/>
@@ -163,7 +163,7 @@
                 <w:noProof/>
                 <w:webHidden/>
               </w:rPr>
-              <w:instrText xml:space="preserve"> PAGEREF _Toc188201729 \h </w:instrText>
+              <w:instrText xml:space="preserve"> PAGEREF _Toc193639338 \h </w:instrText>
             </w:r>
             <w:r>
               <w:rPr>
@@ -208,7 +208,7 @@
               <w14:ligatures w14:val="standardContextual"/>
             </w:rPr>
           </w:pPr>
-          <w:hyperlink w:anchor="_Toc188201730" w:history="1">
+          <w:hyperlink w:anchor="_Toc193639339" w:history="1">
             <w:r>
               <w:rPr>
                 <w:rStyle w:val="Hyperlink"/>
@@ -235,7 +235,7 @@
                 <w:noProof/>
                 <w:webHidden/>
               </w:rPr>
-              <w:instrText xml:space="preserve"> PAGEREF _Toc188201730 \h </w:instrText>
+              <w:instrText xml:space="preserve"> PAGEREF _Toc193639339 \h </w:instrText>
             </w:r>
             <w:r>
               <w:rPr>
@@ -280,7 +280,7 @@
               <w14:ligatures w14:val="standardContextual"/>
             </w:rPr>
           </w:pPr>
-          <w:hyperlink w:anchor="_Toc188201731" w:history="1">
+          <w:hyperlink w:anchor="_Toc193639340" w:history="1">
             <w:r>
               <w:rPr>
                 <w:rStyle w:val="Hyperlink"/>
@@ -307,7 +307,7 @@
                 <w:noProof/>
                 <w:webHidden/>
               </w:rPr>
-              <w:instrText xml:space="preserve"> PAGEREF _Toc188201731 \h </w:instrText>
+              <w:instrText xml:space="preserve"> PAGEREF _Toc193639340 \h </w:instrText>
             </w:r>
             <w:r>
               <w:rPr>
@@ -365,7 +365,7 @@
       <w:pPr>
         <w:pStyle w:val="Heading1"/>
       </w:pPr>
-      <w:bookmarkStart w:id="1" w:name="_Toc188201729"/>
+      <w:bookmarkStart w:id="1" w:name="_Toc193639338"/>
       <w:r>
         <w:t xml:space="preserve">Downloading and </w:t>
       </w:r>
@@ -740,7 +740,7 @@
       <w:pPr>
         <w:pStyle w:val="Heading1"/>
       </w:pPr>
-      <w:bookmarkStart w:id="3" w:name="_Toc188201730"/>
+      <w:bookmarkStart w:id="3" w:name="_Toc193639339"/>
       <w:r>
         <w:t>Using Nessus to Scan the Local Computer</w:t>
       </w:r>
@@ -1046,7 +1046,7 @@
       <w:pPr>
         <w:pStyle w:val="Heading2"/>
       </w:pPr>
-      <w:bookmarkStart w:id="4" w:name="_Toc188201731"/>
+      <w:bookmarkStart w:id="4" w:name="_Toc193639340"/>
       <w:r>
         <w:t>Assignment Submission</w:t>
       </w:r>
@@ -1059,7 +1059,12 @@
     </w:p>
     <w:p/>
     <w:sectPr>
-      <w:footerReference w:type="default" r:id="rId11"/>
+      <w:headerReference w:type="even" r:id="rId11"/>
+      <w:headerReference w:type="default" r:id="rId12"/>
+      <w:footerReference w:type="even" r:id="rId13"/>
+      <w:footerReference w:type="default" r:id="rId14"/>
+      <w:headerReference w:type="first" r:id="rId15"/>
+      <w:footerReference w:type="first" r:id="rId16"/>
       <w:pgSz w:w="12240" w:h="15840"/>
       <w:pgMar w:top="1440" w:right="1440" w:bottom="1440" w:left="1440" w:header="720" w:footer="720" w:gutter="0"/>
       <w:cols w:space="720"/>
@@ -1089,6 +1094,16 @@
 </file>
 
 <file path=word/footer1.xml><?xml version="1.0" encoding="utf-8"?>
+<w:ftr xmlns:wpc="http://schemas.microsoft.com/office/word/2010/wordprocessingCanvas" xmlns:cx="http://schemas.microsoft.com/office/drawing/2014/chartex" xmlns:cx1="http://schemas.microsoft.com/office/drawing/2015/9/8/chartex" xmlns:cx2="http://schemas.microsoft.com/office/drawing/2015/10/21/chartex" xmlns:cx3="http://schemas.microsoft.com/office/drawing/2016/5/9/chartex" xmlns:cx4="http://schemas.microsoft.com/office/drawing/2016/5/10/chartex" xmlns:cx5="http://schemas.microsoft.com/office/drawing/2016/5/11/chartex" xmlns:cx6="http://schemas.microsoft.com/office/drawing/2016/5/12/chartex" xmlns:cx7="http://schemas.microsoft.com/office/drawing/2016/5/13/chartex" xmlns:cx8="http://schemas.microsoft.com/office/drawing/2016/5/14/chartex" xmlns:mc="http://schemas.openxmlformats.org/markup-compatibility/2006" xmlns:aink="http://schemas.microsoft.com/office/drawing/2016/ink" xmlns:am3d="http://schemas.microsoft.com/office/drawing/2017/model3d" xmlns:o="urn:schemas-microsoft-com:office:office" xmlns:oel="http://schemas.microsoft.com/office/2019/extlst" xmlns:r="http://schemas.openxmlformats.org/officeDocument/2006/relationships" xmlns:m="http://schemas.openxmlformats.org/officeDocument/2006/math" xmlns:v="urn:schemas-microsoft-com:vml" xmlns:wp14="http://schemas.microsoft.com/office/word/2010/wordprocessingDrawing" xmlns:wp="http://schemas.openxmlformats.org/drawingml/2006/wordprocessingDrawing" xmlns:w10="urn:schemas-microsoft-com:office:word" xmlns:w="http://schemas.openxmlformats.org/wordprocessingml/2006/main" xmlns:w14="http://schemas.microsoft.com/office/word/2010/wordml" xmlns:w15="http://schemas.microsoft.com/office/word/2012/wordml" xmlns:w16cex="http://schemas.microsoft.com/office/word/2018/wordml/cex" xmlns:w16cid="http://schemas.microsoft.com/office/word/2016/wordml/cid" xmlns:w16="http://schemas.microsoft.com/office/word/2018/wordml" xmlns:w16du="http://schemas.microsoft.com/office/word/2023/wordml/word16du" xmlns:w16sdtdh="http://schemas.microsoft.com/office/word/2020/wordml/sdtdatahash" xmlns:w16sdtfl="http://schemas.microsoft.com/office/word/2024/wordml/sdtformatlock" xmlns:w16se="http://schemas.microsoft.com/office/word/2015/wordml/symex" xmlns:wpg="http://schemas.microsoft.com/office/word/2010/wordprocessingGroup" xmlns:wpi="http://schemas.microsoft.com/office/word/2010/wordprocessingInk" xmlns:wne="http://schemas.microsoft.com/office/word/2006/wordml" xmlns:wps="http://schemas.microsoft.com/office/word/2010/wordprocessingShape" mc:Ignorable="w14 w15 w16se w16cid w16 w16cex w16sdtdh w16sdtfl w16du wp14">
+  <w:p>
+    <w:pPr>
+      <w:pStyle w:val="Footer"/>
+    </w:pPr>
+  </w:p>
+</w:ftr>
+</file>
+
+<file path=word/footer2.xml><?xml version="1.0" encoding="utf-8"?>
 <w:ftr xmlns:wpc="http://schemas.microsoft.com/office/word/2010/wordprocessingCanvas" xmlns:cx="http://schemas.microsoft.com/office/drawing/2014/chartex" xmlns:cx1="http://schemas.microsoft.com/office/drawing/2015/9/8/chartex" xmlns:cx2="http://schemas.microsoft.com/office/drawing/2015/10/21/chartex" xmlns:cx3="http://schemas.microsoft.com/office/drawing/2016/5/9/chartex" xmlns:cx4="http://schemas.microsoft.com/office/drawing/2016/5/10/chartex" xmlns:cx5="http://schemas.microsoft.com/office/drawing/2016/5/11/chartex" xmlns:cx6="http://schemas.microsoft.com/office/drawing/2016/5/12/chartex" xmlns:cx7="http://schemas.microsoft.com/office/drawing/2016/5/13/chartex" xmlns:cx8="http://schemas.microsoft.com/office/drawing/2016/5/14/chartex" xmlns:mc="http://schemas.openxmlformats.org/markup-compatibility/2006" xmlns:aink="http://schemas.microsoft.com/office/drawing/2016/ink" xmlns:am3d="http://schemas.microsoft.com/office/drawing/2017/model3d" xmlns:o="urn:schemas-microsoft-com:office:office" xmlns:oel="http://schemas.microsoft.com/office/2019/extlst" xmlns:r="http://schemas.openxmlformats.org/officeDocument/2006/relationships" xmlns:m="http://schemas.openxmlformats.org/officeDocument/2006/math" xmlns:v="urn:schemas-microsoft-com:vml" xmlns:wp14="http://schemas.microsoft.com/office/word/2010/wordprocessingDrawing" xmlns:wp="http://schemas.openxmlformats.org/drawingml/2006/wordprocessingDrawing" xmlns:w10="urn:schemas-microsoft-com:office:word" xmlns:w="http://schemas.openxmlformats.org/wordprocessingml/2006/main" xmlns:w14="http://schemas.microsoft.com/office/word/2010/wordml" xmlns:w15="http://schemas.microsoft.com/office/word/2012/wordml" xmlns:w16cex="http://schemas.microsoft.com/office/word/2018/wordml/cex" xmlns:w16cid="http://schemas.microsoft.com/office/word/2016/wordml/cid" xmlns:w16="http://schemas.microsoft.com/office/word/2018/wordml" xmlns:w16du="http://schemas.microsoft.com/office/word/2023/wordml/word16du" xmlns:w16sdtdh="http://schemas.microsoft.com/office/word/2020/wordml/sdtdatahash" xmlns:w16sdtfl="http://schemas.microsoft.com/office/word/2024/wordml/sdtformatlock" xmlns:w16se="http://schemas.microsoft.com/office/word/2015/wordml/symex" xmlns:wpg="http://schemas.microsoft.com/office/word/2010/wordprocessingGroup" xmlns:wpi="http://schemas.microsoft.com/office/word/2010/wordprocessingInk" xmlns:wne="http://schemas.microsoft.com/office/word/2006/wordml" xmlns:wps="http://schemas.microsoft.com/office/word/2010/wordprocessingShape" mc:Ignorable="w14 w15 w16se w16cid w16 w16cex w16sdtdh w16sdtfl w16du wp14">
   <w:p>
     <w:pPr>
@@ -1138,23 +1153,33 @@
       <w:t xml:space="preserve">Revised: </w:t>
     </w:r>
     <w:r>
-      <w:t>11</w:t>
+      <w:fldChar w:fldCharType="begin"/>
     </w:r>
     <w:r>
-      <w:t>/</w:t>
+      <w:instrText xml:space="preserve"> SAVEDATE  \@ "M/d/yyyy" \* MERGEFORMAT </w:instrText>
     </w:r>
     <w:r>
-      <w:t>01</w:t>
+      <w:fldChar w:fldCharType="separate"/>
     </w:r>
     <w:r>
-      <w:t>/20</w:t>
+      <w:rPr>
+        <w:noProof/>
+      </w:rPr>
+      <w:t>3/23/2025</w:t>
     </w:r>
     <w:r>
-      <w:t>2</w:t>
+      <w:fldChar w:fldCharType="end"/>
     </w:r>
-    <w:r>
-      <w:t>4</w:t>
-    </w:r>
+  </w:p>
+</w:ftr>
+</file>
+
+<file path=word/footer3.xml><?xml version="1.0" encoding="utf-8"?>
+<w:ftr xmlns:wpc="http://schemas.microsoft.com/office/word/2010/wordprocessingCanvas" xmlns:cx="http://schemas.microsoft.com/office/drawing/2014/chartex" xmlns:cx1="http://schemas.microsoft.com/office/drawing/2015/9/8/chartex" xmlns:cx2="http://schemas.microsoft.com/office/drawing/2015/10/21/chartex" xmlns:cx3="http://schemas.microsoft.com/office/drawing/2016/5/9/chartex" xmlns:cx4="http://schemas.microsoft.com/office/drawing/2016/5/10/chartex" xmlns:cx5="http://schemas.microsoft.com/office/drawing/2016/5/11/chartex" xmlns:cx6="http://schemas.microsoft.com/office/drawing/2016/5/12/chartex" xmlns:cx7="http://schemas.microsoft.com/office/drawing/2016/5/13/chartex" xmlns:cx8="http://schemas.microsoft.com/office/drawing/2016/5/14/chartex" xmlns:mc="http://schemas.openxmlformats.org/markup-compatibility/2006" xmlns:aink="http://schemas.microsoft.com/office/drawing/2016/ink" xmlns:am3d="http://schemas.microsoft.com/office/drawing/2017/model3d" xmlns:o="urn:schemas-microsoft-com:office:office" xmlns:oel="http://schemas.microsoft.com/office/2019/extlst" xmlns:r="http://schemas.openxmlformats.org/officeDocument/2006/relationships" xmlns:m="http://schemas.openxmlformats.org/officeDocument/2006/math" xmlns:v="urn:schemas-microsoft-com:vml" xmlns:wp14="http://schemas.microsoft.com/office/word/2010/wordprocessingDrawing" xmlns:wp="http://schemas.openxmlformats.org/drawingml/2006/wordprocessingDrawing" xmlns:w10="urn:schemas-microsoft-com:office:word" xmlns:w="http://schemas.openxmlformats.org/wordprocessingml/2006/main" xmlns:w14="http://schemas.microsoft.com/office/word/2010/wordml" xmlns:w15="http://schemas.microsoft.com/office/word/2012/wordml" xmlns:w16cex="http://schemas.microsoft.com/office/word/2018/wordml/cex" xmlns:w16cid="http://schemas.microsoft.com/office/word/2016/wordml/cid" xmlns:w16="http://schemas.microsoft.com/office/word/2018/wordml" xmlns:w16du="http://schemas.microsoft.com/office/word/2023/wordml/word16du" xmlns:w16sdtdh="http://schemas.microsoft.com/office/word/2020/wordml/sdtdatahash" xmlns:w16sdtfl="http://schemas.microsoft.com/office/word/2024/wordml/sdtformatlock" xmlns:w16se="http://schemas.microsoft.com/office/word/2015/wordml/symex" xmlns:wpg="http://schemas.microsoft.com/office/word/2010/wordprocessingGroup" xmlns:wpi="http://schemas.microsoft.com/office/word/2010/wordprocessingInk" xmlns:wne="http://schemas.microsoft.com/office/word/2006/wordml" xmlns:wps="http://schemas.microsoft.com/office/word/2010/wordprocessingShape" mc:Ignorable="w14 w15 w16se w16cid w16 w16cex w16sdtdh w16sdtfl w16du wp14">
+  <w:p>
+    <w:pPr>
+      <w:pStyle w:val="Footer"/>
+    </w:pPr>
   </w:p>
 </w:ftr>
 </file>
@@ -1176,6 +1201,36 @@
     </w:p>
   </w:footnote>
 </w:footnotes>
+</file>
+
+<file path=word/header1.xml><?xml version="1.0" encoding="utf-8"?>
+<w:hdr xmlns:wpc="http://schemas.microsoft.com/office/word/2010/wordprocessingCanvas" xmlns:cx="http://schemas.microsoft.com/office/drawing/2014/chartex" xmlns:cx1="http://schemas.microsoft.com/office/drawing/2015/9/8/chartex" xmlns:cx2="http://schemas.microsoft.com/office/drawing/2015/10/21/chartex" xmlns:cx3="http://schemas.microsoft.com/office/drawing/2016/5/9/chartex" xmlns:cx4="http://schemas.microsoft.com/office/drawing/2016/5/10/chartex" xmlns:cx5="http://schemas.microsoft.com/office/drawing/2016/5/11/chartex" xmlns:cx6="http://schemas.microsoft.com/office/drawing/2016/5/12/chartex" xmlns:cx7="http://schemas.microsoft.com/office/drawing/2016/5/13/chartex" xmlns:cx8="http://schemas.microsoft.com/office/drawing/2016/5/14/chartex" xmlns:mc="http://schemas.openxmlformats.org/markup-compatibility/2006" xmlns:aink="http://schemas.microsoft.com/office/drawing/2016/ink" xmlns:am3d="http://schemas.microsoft.com/office/drawing/2017/model3d" xmlns:o="urn:schemas-microsoft-com:office:office" xmlns:oel="http://schemas.microsoft.com/office/2019/extlst" xmlns:r="http://schemas.openxmlformats.org/officeDocument/2006/relationships" xmlns:m="http://schemas.openxmlformats.org/officeDocument/2006/math" xmlns:v="urn:schemas-microsoft-com:vml" xmlns:wp14="http://schemas.microsoft.com/office/word/2010/wordprocessingDrawing" xmlns:wp="http://schemas.openxmlformats.org/drawingml/2006/wordprocessingDrawing" xmlns:w10="urn:schemas-microsoft-com:office:word" xmlns:w="http://schemas.openxmlformats.org/wordprocessingml/2006/main" xmlns:w14="http://schemas.microsoft.com/office/word/2010/wordml" xmlns:w15="http://schemas.microsoft.com/office/word/2012/wordml" xmlns:w16cex="http://schemas.microsoft.com/office/word/2018/wordml/cex" xmlns:w16cid="http://schemas.microsoft.com/office/word/2016/wordml/cid" xmlns:w16="http://schemas.microsoft.com/office/word/2018/wordml" xmlns:w16du="http://schemas.microsoft.com/office/word/2023/wordml/word16du" xmlns:w16sdtdh="http://schemas.microsoft.com/office/word/2020/wordml/sdtdatahash" xmlns:w16sdtfl="http://schemas.microsoft.com/office/word/2024/wordml/sdtformatlock" xmlns:w16se="http://schemas.microsoft.com/office/word/2015/wordml/symex" xmlns:wpg="http://schemas.microsoft.com/office/word/2010/wordprocessingGroup" xmlns:wpi="http://schemas.microsoft.com/office/word/2010/wordprocessingInk" xmlns:wne="http://schemas.microsoft.com/office/word/2006/wordml" xmlns:wps="http://schemas.microsoft.com/office/word/2010/wordprocessingShape" mc:Ignorable="w14 w15 w16se w16cid w16 w16cex w16sdtdh w16sdtfl w16du wp14">
+  <w:p>
+    <w:pPr>
+      <w:pStyle w:val="Header"/>
+    </w:pPr>
+  </w:p>
+</w:hdr>
+</file>
+
+<file path=word/header2.xml><?xml version="1.0" encoding="utf-8"?>
+<w:hdr xmlns:wpc="http://schemas.microsoft.com/office/word/2010/wordprocessingCanvas" xmlns:cx="http://schemas.microsoft.com/office/drawing/2014/chartex" xmlns:cx1="http://schemas.microsoft.com/office/drawing/2015/9/8/chartex" xmlns:cx2="http://schemas.microsoft.com/office/drawing/2015/10/21/chartex" xmlns:cx3="http://schemas.microsoft.com/office/drawing/2016/5/9/chartex" xmlns:cx4="http://schemas.microsoft.com/office/drawing/2016/5/10/chartex" xmlns:cx5="http://schemas.microsoft.com/office/drawing/2016/5/11/chartex" xmlns:cx6="http://schemas.microsoft.com/office/drawing/2016/5/12/chartex" xmlns:cx7="http://schemas.microsoft.com/office/drawing/2016/5/13/chartex" xmlns:cx8="http://schemas.microsoft.com/office/drawing/2016/5/14/chartex" xmlns:mc="http://schemas.openxmlformats.org/markup-compatibility/2006" xmlns:aink="http://schemas.microsoft.com/office/drawing/2016/ink" xmlns:am3d="http://schemas.microsoft.com/office/drawing/2017/model3d" xmlns:o="urn:schemas-microsoft-com:office:office" xmlns:oel="http://schemas.microsoft.com/office/2019/extlst" xmlns:r="http://schemas.openxmlformats.org/officeDocument/2006/relationships" xmlns:m="http://schemas.openxmlformats.org/officeDocument/2006/math" xmlns:v="urn:schemas-microsoft-com:vml" xmlns:wp14="http://schemas.microsoft.com/office/word/2010/wordprocessingDrawing" xmlns:wp="http://schemas.openxmlformats.org/drawingml/2006/wordprocessingDrawing" xmlns:w10="urn:schemas-microsoft-com:office:word" xmlns:w="http://schemas.openxmlformats.org/wordprocessingml/2006/main" xmlns:w14="http://schemas.microsoft.com/office/word/2010/wordml" xmlns:w15="http://schemas.microsoft.com/office/word/2012/wordml" xmlns:w16cex="http://schemas.microsoft.com/office/word/2018/wordml/cex" xmlns:w16cid="http://schemas.microsoft.com/office/word/2016/wordml/cid" xmlns:w16="http://schemas.microsoft.com/office/word/2018/wordml" xmlns:w16du="http://schemas.microsoft.com/office/word/2023/wordml/word16du" xmlns:w16sdtdh="http://schemas.microsoft.com/office/word/2020/wordml/sdtdatahash" xmlns:w16sdtfl="http://schemas.microsoft.com/office/word/2024/wordml/sdtformatlock" xmlns:w16se="http://schemas.microsoft.com/office/word/2015/wordml/symex" xmlns:wpg="http://schemas.microsoft.com/office/word/2010/wordprocessingGroup" xmlns:wpi="http://schemas.microsoft.com/office/word/2010/wordprocessingInk" xmlns:wne="http://schemas.microsoft.com/office/word/2006/wordml" xmlns:wps="http://schemas.microsoft.com/office/word/2010/wordprocessingShape" mc:Ignorable="w14 w15 w16se w16cid w16 w16cex w16sdtdh w16sdtfl w16du wp14">
+  <w:p>
+    <w:pPr>
+      <w:pStyle w:val="Header"/>
+    </w:pPr>
+  </w:p>
+</w:hdr>
+</file>
+
+<file path=word/header3.xml><?xml version="1.0" encoding="utf-8"?>
+<w:hdr xmlns:wpc="http://schemas.microsoft.com/office/word/2010/wordprocessingCanvas" xmlns:cx="http://schemas.microsoft.com/office/drawing/2014/chartex" xmlns:cx1="http://schemas.microsoft.com/office/drawing/2015/9/8/chartex" xmlns:cx2="http://schemas.microsoft.com/office/drawing/2015/10/21/chartex" xmlns:cx3="http://schemas.microsoft.com/office/drawing/2016/5/9/chartex" xmlns:cx4="http://schemas.microsoft.com/office/drawing/2016/5/10/chartex" xmlns:cx5="http://schemas.microsoft.com/office/drawing/2016/5/11/chartex" xmlns:cx6="http://schemas.microsoft.com/office/drawing/2016/5/12/chartex" xmlns:cx7="http://schemas.microsoft.com/office/drawing/2016/5/13/chartex" xmlns:cx8="http://schemas.microsoft.com/office/drawing/2016/5/14/chartex" xmlns:mc="http://schemas.openxmlformats.org/markup-compatibility/2006" xmlns:aink="http://schemas.microsoft.com/office/drawing/2016/ink" xmlns:am3d="http://schemas.microsoft.com/office/drawing/2017/model3d" xmlns:o="urn:schemas-microsoft-com:office:office" xmlns:oel="http://schemas.microsoft.com/office/2019/extlst" xmlns:r="http://schemas.openxmlformats.org/officeDocument/2006/relationships" xmlns:m="http://schemas.openxmlformats.org/officeDocument/2006/math" xmlns:v="urn:schemas-microsoft-com:vml" xmlns:wp14="http://schemas.microsoft.com/office/word/2010/wordprocessingDrawing" xmlns:wp="http://schemas.openxmlformats.org/drawingml/2006/wordprocessingDrawing" xmlns:w10="urn:schemas-microsoft-com:office:word" xmlns:w="http://schemas.openxmlformats.org/wordprocessingml/2006/main" xmlns:w14="http://schemas.microsoft.com/office/word/2010/wordml" xmlns:w15="http://schemas.microsoft.com/office/word/2012/wordml" xmlns:w16cex="http://schemas.microsoft.com/office/word/2018/wordml/cex" xmlns:w16cid="http://schemas.microsoft.com/office/word/2016/wordml/cid" xmlns:w16="http://schemas.microsoft.com/office/word/2018/wordml" xmlns:w16du="http://schemas.microsoft.com/office/word/2023/wordml/word16du" xmlns:w16sdtdh="http://schemas.microsoft.com/office/word/2020/wordml/sdtdatahash" xmlns:w16sdtfl="http://schemas.microsoft.com/office/word/2024/wordml/sdtformatlock" xmlns:w16se="http://schemas.microsoft.com/office/word/2015/wordml/symex" xmlns:wpg="http://schemas.microsoft.com/office/word/2010/wordprocessingGroup" xmlns:wpi="http://schemas.microsoft.com/office/word/2010/wordprocessingInk" xmlns:wne="http://schemas.microsoft.com/office/word/2006/wordml" xmlns:wps="http://schemas.microsoft.com/office/word/2010/wordprocessingShape" mc:Ignorable="w14 w15 w16se w16cid w16 w16cex w16sdtdh w16sdtfl w16du wp14">
+  <w:p>
+    <w:pPr>
+      <w:pStyle w:val="Header"/>
+    </w:pPr>
+  </w:p>
+</w:hdr>
 </file>
 
 <file path=word/numbering.xml><?xml version="1.0" encoding="utf-8"?>
@@ -7112,7 +7167,7 @@
   <w:style w:type="paragraph" w:default="1" w:styleId="Normal">
     <w:name w:val="Normal"/>
     <w:qFormat/>
-    <w:rsid w:val="002D74FA"/>
+    <w:rsid w:val="00F555DA"/>
     <w:pPr>
       <w:spacing w:before="160" w:after="80" w:line="336" w:lineRule="auto"/>
     </w:pPr>
@@ -7127,7 +7182,7 @@
     <w:next w:val="Normal"/>
     <w:link w:val="Heading1Char"/>
     <w:qFormat/>
-    <w:rsid w:val="002D74FA"/>
+    <w:rsid w:val="00F555DA"/>
     <w:pPr>
       <w:keepNext/>
       <w:spacing w:before="400" w:after="200" w:line="240" w:lineRule="auto"/>
@@ -7147,7 +7202,7 @@
     <w:next w:val="Normal"/>
     <w:link w:val="Heading2Char"/>
     <w:qFormat/>
-    <w:rsid w:val="002D74FA"/>
+    <w:rsid w:val="00F555DA"/>
     <w:pPr>
       <w:keepNext/>
       <w:pBdr>
@@ -7171,7 +7226,7 @@
     <w:next w:val="Normal"/>
     <w:link w:val="Heading3Char"/>
     <w:qFormat/>
-    <w:rsid w:val="002D74FA"/>
+    <w:rsid w:val="00F555DA"/>
     <w:pPr>
       <w:keepNext/>
       <w:autoSpaceDE w:val="0"/>
@@ -7190,9 +7245,8 @@
   <w:style w:type="character" w:default="1" w:styleId="DefaultParagraphFont">
     <w:name w:val="Default Paragraph Font"/>
     <w:uiPriority w:val="1"/>
-    <w:semiHidden/>
     <w:unhideWhenUsed/>
-    <w:rsid w:val="002D74FA"/>
+    <w:rsid w:val="00F555DA"/>
   </w:style>
   <w:style w:type="table" w:default="1" w:styleId="TableNormal">
     <w:name w:val="Normal Table"/>
@@ -7214,14 +7268,14 @@
     <w:uiPriority w:val="99"/>
     <w:semiHidden/>
     <w:unhideWhenUsed/>
-    <w:rsid w:val="002D74FA"/>
+    <w:rsid w:val="00F555DA"/>
   </w:style>
   <w:style w:type="paragraph" w:styleId="ListParagraph">
     <w:name w:val="List Paragraph"/>
     <w:basedOn w:val="Normal"/>
     <w:uiPriority w:val="34"/>
     <w:qFormat/>
-    <w:rsid w:val="002D74FA"/>
+    <w:rsid w:val="00F555DA"/>
     <w:pPr>
       <w:ind w:left="720"/>
     </w:pPr>
@@ -7229,7 +7283,7 @@
   <w:style w:type="character" w:styleId="Hyperlink">
     <w:name w:val="Hyperlink"/>
     <w:uiPriority w:val="99"/>
-    <w:rsid w:val="002D74FA"/>
+    <w:rsid w:val="00F555DA"/>
     <w:rPr>
       <w:color w:val="0000FF"/>
       <w:u w:val="single"/>
@@ -7239,7 +7293,7 @@
     <w:name w:val="header"/>
     <w:basedOn w:val="Normal"/>
     <w:link w:val="HeaderChar"/>
-    <w:rsid w:val="002D74FA"/>
+    <w:rsid w:val="00F555DA"/>
     <w:pPr>
       <w:tabs>
         <w:tab w:val="left" w:pos="5040"/>
@@ -7265,7 +7319,7 @@
     <w:name w:val="footer"/>
     <w:basedOn w:val="Normal"/>
     <w:link w:val="FooterChar"/>
-    <w:rsid w:val="002D74FA"/>
+    <w:rsid w:val="00F555DA"/>
     <w:pPr>
       <w:pBdr>
         <w:top w:val="single" w:sz="4" w:space="1" w:color="auto"/>
@@ -7305,7 +7359,7 @@
   </w:style>
   <w:style w:type="character" w:styleId="FollowedHyperlink">
     <w:name w:val="FollowedHyperlink"/>
-    <w:rsid w:val="002D74FA"/>
+    <w:rsid w:val="00F555DA"/>
     <w:rPr>
       <w:color w:val="800080"/>
       <w:u w:val="single"/>
@@ -7341,7 +7395,7 @@
   <w:style w:type="paragraph" w:customStyle="1" w:styleId="NumberedHeading2">
     <w:name w:val="Numbered Heading 2"/>
     <w:basedOn w:val="Normal"/>
-    <w:rsid w:val="002D74FA"/>
+    <w:rsid w:val="00F555DA"/>
     <w:pPr>
       <w:numPr>
         <w:numId w:val="1"/>
@@ -7351,7 +7405,7 @@
   <w:style w:type="paragraph" w:customStyle="1" w:styleId="Outlinenumbering">
     <w:name w:val="Outline numbering"/>
     <w:basedOn w:val="Normal"/>
-    <w:rsid w:val="002D74FA"/>
+    <w:rsid w:val="00F555DA"/>
     <w:pPr>
       <w:numPr>
         <w:numId w:val="2"/>
@@ -7369,7 +7423,7 @@
   <w:style w:type="character" w:styleId="PageNumber">
     <w:name w:val="page number"/>
     <w:basedOn w:val="DefaultParagraphFont"/>
-    <w:rsid w:val="002D74FA"/>
+    <w:rsid w:val="00F555DA"/>
   </w:style>
   <w:style w:type="table" w:styleId="TableGrid">
     <w:name w:val="Table Grid"/>
@@ -7412,7 +7466,7 @@
     <w:uiPriority w:val="39"/>
     <w:unhideWhenUsed/>
     <w:qFormat/>
-    <w:rsid w:val="002D74FA"/>
+    <w:rsid w:val="00F555DA"/>
     <w:pPr>
       <w:keepLines/>
       <w:spacing w:after="0" w:line="259" w:lineRule="auto"/>
@@ -7429,7 +7483,7 @@
     <w:name w:val="Code"/>
     <w:basedOn w:val="Normal"/>
     <w:qFormat/>
-    <w:rsid w:val="002D74FA"/>
+    <w:rsid w:val="00F555DA"/>
     <w:pPr>
       <w:spacing w:before="80" w:line="240" w:lineRule="auto"/>
     </w:pPr>
@@ -7444,7 +7498,7 @@
     <w:autoRedefine/>
     <w:uiPriority w:val="39"/>
     <w:unhideWhenUsed/>
-    <w:rsid w:val="002D74FA"/>
+    <w:rsid w:val="00F555DA"/>
     <w:pPr>
       <w:spacing w:after="100" w:line="240" w:lineRule="auto"/>
     </w:pPr>
@@ -7456,7 +7510,7 @@
     <w:autoRedefine/>
     <w:uiPriority w:val="39"/>
     <w:unhideWhenUsed/>
-    <w:rsid w:val="002D74FA"/>
+    <w:rsid w:val="00F555DA"/>
     <w:pPr>
       <w:spacing w:after="100" w:line="240" w:lineRule="auto"/>
       <w:ind w:left="202"/>
@@ -7469,7 +7523,7 @@
     <w:autoRedefine/>
     <w:uiPriority w:val="39"/>
     <w:unhideWhenUsed/>
-    <w:rsid w:val="002D74FA"/>
+    <w:rsid w:val="00F555DA"/>
     <w:pPr>
       <w:spacing w:after="100" w:line="240" w:lineRule="auto"/>
       <w:ind w:left="403"/>
@@ -7767,6 +7821,7 @@
     <w:rsid w:val="003B4267"/>
     <w:rsid w:val="0047367C"/>
     <w:rsid w:val="004A23DE"/>
+    <w:rsid w:val="00A1717B"/>
     <w:rsid w:val="00A82C0E"/>
     <w:rsid w:val="00AB229F"/>
     <w:rsid w:val="00B46710"/>
